--- a/data/outputs/v2/Essential_Mathematics/SS3.2_Probability_I/Essential_Mathematics_Probability_I_SummaryTable.docx
+++ b/data/outputs/v2/Essential_Mathematics/SS3.2_Probability_I/Essential_Mathematics_Probability_I_SummaryTable.docx
@@ -38,6 +38,177 @@
           <w:szCs w:val="22"/>
         </w:rPr>
         <w:t xml:space="preserve">Sub-Strand 3.2: Probability I — Teacher Reference (Pre-filled)</w:t>
+      </w:r>
+    </w:p>
+    <w:p>
+      <w:pPr>
+        <w:spacing w:after="80" w:before="120"/>
+      </w:pPr>
+      <w:r>
+        <w:rPr>
+          <w:rFonts w:ascii="Arial" w:cs="Arial" w:eastAsia="Arial" w:hAnsi="Arial"/>
+          <w:b/>
+          <w:bCs/>
+          <w:color w:val="1F3864"/>
+          <w:sz w:val="20"/>
+          <w:szCs w:val="20"/>
+        </w:rPr>
+        <w:t xml:space="preserve">ATTRIBUTION AND LICENSING</w:t>
+      </w:r>
+    </w:p>
+    <w:p>
+      <w:pPr>
+        <w:spacing w:after="60" w:before="0"/>
+      </w:pPr>
+      <w:r>
+        <w:rPr>
+          <w:rFonts w:ascii="Arial" w:cs="Arial" w:eastAsia="Arial" w:hAnsi="Arial"/>
+          <w:b/>
+          <w:bCs/>
+          <w:sz w:val="17"/>
+          <w:szCs w:val="17"/>
+        </w:rPr>
+        <w:t xml:space="preserve">Curriculum Alignment: </w:t>
+      </w:r>
+      <w:r>
+        <w:rPr>
+          <w:rFonts w:ascii="Arial" w:cs="Arial" w:eastAsia="Arial" w:hAnsi="Arial"/>
+          <w:sz w:val="17"/>
+          <w:szCs w:val="17"/>
+        </w:rPr>
+        <w:t xml:space="preserve">Structured in pedagogical alignment with the competence-based curriculum format and learning outcomes established by the Kenya Institute of Curriculum Development (KICD). This material is independently developed and is not officially endorsed or published by KICD.</w:t>
+      </w:r>
+    </w:p>
+    <w:p>
+      <w:pPr>
+        <w:spacing w:after="60" w:before="0"/>
+      </w:pPr>
+      <w:r>
+        <w:rPr>
+          <w:rFonts w:ascii="Arial" w:cs="Arial" w:eastAsia="Arial" w:hAnsi="Arial"/>
+          <w:b/>
+          <w:bCs/>
+          <w:sz w:val="17"/>
+          <w:szCs w:val="17"/>
+        </w:rPr>
+        <w:t xml:space="preserve">Content &amp; Pedagogy: </w:t>
+      </w:r>
+      <w:r>
+        <w:rPr>
+          <w:rFonts w:ascii="Arial" w:cs="Arial" w:eastAsia="Arial" w:hAnsi="Arial"/>
+          <w:sz w:val="17"/>
+          <w:szCs w:val="17"/>
+        </w:rPr>
+        <w:t xml:space="preserve">Developed and adapted by the educator team at SeaVuria (registered 501(c)(3) in the United States and registered NGO in Kenya, No. 872-850A-BF11), who designed the pedagogical framework, lesson templates and exemplar lessons on which this material is based.</w:t>
+      </w:r>
+    </w:p>
+    <w:p>
+      <w:pPr>
+        <w:spacing w:after="60" w:before="0"/>
+      </w:pPr>
+      <w:r>
+        <w:rPr>
+          <w:rFonts w:ascii="Arial" w:cs="Arial" w:eastAsia="Arial" w:hAnsi="Arial"/>
+          <w:b/>
+          <w:bCs/>
+          <w:sz w:val="17"/>
+          <w:szCs w:val="17"/>
+        </w:rPr>
+        <w:t xml:space="preserve">Production &amp; Layout: </w:t>
+      </w:r>
+      <w:r>
+        <w:rPr>
+          <w:rFonts w:ascii="Arial" w:cs="Arial" w:eastAsia="Arial" w:hAnsi="Arial"/>
+          <w:sz w:val="17"/>
+          <w:szCs w:val="17"/>
+        </w:rPr>
+        <w:t xml:space="preserve">Educational design and curriculum sequencing by SeaVuria. Technical layout, structural formatting, and digital optimization/implementation executed in partnership with ARES Education (registered 501(c)(3) in the United States and Canada (as Afretech Aid) and registered NGO in Kenya), with lesson drafting and compilation assisted by AI (Claude, Anthropic).</w:t>
+      </w:r>
+    </w:p>
+    <w:p>
+      <w:pPr>
+        <w:pBdr>
+          <w:bottom w:val="single" w:color="1F3864" w:sz="6" w:space="6"/>
+        </w:pBdr>
+        <w:spacing w:after="60" w:before="0"/>
+      </w:pPr>
+      <w:r>
+        <w:rPr>
+          <w:rFonts w:ascii="Arial" w:cs="Arial" w:eastAsia="Arial" w:hAnsi="Arial"/>
+          <w:b/>
+          <w:bCs/>
+          <w:sz w:val="17"/>
+          <w:szCs w:val="17"/>
+        </w:rPr>
+        <w:t xml:space="preserve">Licensing &amp; Copyright: </w:t>
+      </w:r>
+      <w:r>
+        <w:rPr>
+          <w:rFonts w:ascii="Arial" w:cs="Arial" w:eastAsia="Arial" w:hAnsi="Arial"/>
+          <w:sz w:val="17"/>
+          <w:szCs w:val="17"/>
+        </w:rPr>
+        <w:t xml:space="preserve">© 2026 SeaVuria and ARES. This work is licensed under a </w:t>
+      </w:r>
+      <w:hyperlink w:history="1" r:id="rIdat32ag0pnnjjp2eaxq2cd">
+        <w:r>
+          <w:rPr>
+            <w:rFonts w:ascii="Arial" w:cs="Arial" w:eastAsia="Arial" w:hAnsi="Arial"/>
+            <w:color w:val="1F6B75"/>
+            <w:sz w:val="17"/>
+            <w:szCs w:val="17"/>
+            <w:u w:val="single" w:color="1F6B75"/>
+          </w:rPr>
+          <w:t xml:space="preserve">Creative Commons Attribution-NonCommercial 4.0 International License</w:t>
+        </w:r>
+      </w:hyperlink>
+      <w:r>
+        <w:rPr>
+          <w:rFonts w:ascii="Arial" w:cs="Arial" w:eastAsia="Arial" w:hAnsi="Arial"/>
+          <w:sz w:val="17"/>
+          <w:szCs w:val="17"/>
+        </w:rPr>
+        <w:t xml:space="preserve"> (</w:t>
+      </w:r>
+      <w:hyperlink w:history="1" r:id="rIdnmmuliughjmkbg7nsa382">
+        <w:r>
+          <w:rPr>
+            <w:rFonts w:ascii="Arial" w:cs="Arial" w:eastAsia="Arial" w:hAnsi="Arial"/>
+            <w:color w:val="1F6B75"/>
+            <w:sz w:val="17"/>
+            <w:szCs w:val="17"/>
+            <w:u w:val="single" w:color="1F6B75"/>
+          </w:rPr>
+          <w:t xml:space="preserve">CC BY-NC 4.0</w:t>
+        </w:r>
+      </w:hyperlink>
+      <w:r>
+        <w:rPr>
+          <w:rFonts w:ascii="Arial" w:cs="Arial" w:eastAsia="Arial" w:hAnsi="Arial"/>
+          <w:sz w:val="17"/>
+          <w:szCs w:val="17"/>
+        </w:rPr>
+        <w:t xml:space="preserve">). To view a copy of this license, visit </w:t>
+      </w:r>
+      <w:hyperlink w:history="1" r:id="rIdi2ljzakx0thfhbaepi4ev">
+        <w:r>
+          <w:rPr>
+            <w:rFonts w:ascii="Arial" w:cs="Arial" w:eastAsia="Arial" w:hAnsi="Arial"/>
+            <w:color w:val="1F6B75"/>
+            <w:sz w:val="17"/>
+            <w:szCs w:val="17"/>
+            <w:u w:val="single" w:color="1F6B75"/>
+          </w:rPr>
+          <w:t xml:space="preserve">https://creativecommons.org/licenses/by-nc/4.0/</w:t>
+        </w:r>
+      </w:hyperlink>
+      <w:r>
+        <w:rPr>
+          <w:rFonts w:ascii="Arial" w:cs="Arial" w:eastAsia="Arial" w:hAnsi="Arial"/>
+          <w:sz w:val="17"/>
+          <w:szCs w:val="17"/>
+        </w:rPr>
+        <w:t xml:space="preserve">. You are free to copy, redistribute, and adapt this material in any medium or format, provided appropriate credit is given and the material is not used for commercial purposes. KICD learning outcomes and curriculum designations reproduced here for alignment purposes remain the property of KICD and are not covered by this license. Linked external resources (e.g. CK-12, Khan Academy, PhET) are subject to their own licenses.</w:t>
       </w:r>
     </w:p>
     <w:p>

--- a/data/outputs/v2/Essential_Mathematics/SS3.2_Probability_I/Essential_Mathematics_Probability_I_SummaryTable.docx
+++ b/data/outputs/v2/Essential_Mathematics/SS3.2_Probability_I/Essential_Mathematics_Probability_I_SummaryTable.docx
@@ -38,177 +38,6 @@
           <w:szCs w:val="22"/>
         </w:rPr>
         <w:t xml:space="preserve">Sub-Strand 3.2: Probability I — Teacher Reference (Pre-filled)</w:t>
-      </w:r>
-    </w:p>
-    <w:p>
-      <w:pPr>
-        <w:spacing w:after="80" w:before="120"/>
-      </w:pPr>
-      <w:r>
-        <w:rPr>
-          <w:rFonts w:ascii="Arial" w:cs="Arial" w:eastAsia="Arial" w:hAnsi="Arial"/>
-          <w:b/>
-          <w:bCs/>
-          <w:color w:val="1F3864"/>
-          <w:sz w:val="20"/>
-          <w:szCs w:val="20"/>
-        </w:rPr>
-        <w:t xml:space="preserve">ATTRIBUTION AND LICENSING</w:t>
-      </w:r>
-    </w:p>
-    <w:p>
-      <w:pPr>
-        <w:spacing w:after="60" w:before="0"/>
-      </w:pPr>
-      <w:r>
-        <w:rPr>
-          <w:rFonts w:ascii="Arial" w:cs="Arial" w:eastAsia="Arial" w:hAnsi="Arial"/>
-          <w:b/>
-          <w:bCs/>
-          <w:sz w:val="17"/>
-          <w:szCs w:val="17"/>
-        </w:rPr>
-        <w:t xml:space="preserve">Curriculum Alignment: </w:t>
-      </w:r>
-      <w:r>
-        <w:rPr>
-          <w:rFonts w:ascii="Arial" w:cs="Arial" w:eastAsia="Arial" w:hAnsi="Arial"/>
-          <w:sz w:val="17"/>
-          <w:szCs w:val="17"/>
-        </w:rPr>
-        <w:t xml:space="preserve">Structured in pedagogical alignment with the competence-based curriculum format and learning outcomes established by the Kenya Institute of Curriculum Development (KICD). This material is independently developed and is not officially endorsed or published by KICD.</w:t>
-      </w:r>
-    </w:p>
-    <w:p>
-      <w:pPr>
-        <w:spacing w:after="60" w:before="0"/>
-      </w:pPr>
-      <w:r>
-        <w:rPr>
-          <w:rFonts w:ascii="Arial" w:cs="Arial" w:eastAsia="Arial" w:hAnsi="Arial"/>
-          <w:b/>
-          <w:bCs/>
-          <w:sz w:val="17"/>
-          <w:szCs w:val="17"/>
-        </w:rPr>
-        <w:t xml:space="preserve">Content &amp; Pedagogy: </w:t>
-      </w:r>
-      <w:r>
-        <w:rPr>
-          <w:rFonts w:ascii="Arial" w:cs="Arial" w:eastAsia="Arial" w:hAnsi="Arial"/>
-          <w:sz w:val="17"/>
-          <w:szCs w:val="17"/>
-        </w:rPr>
-        <w:t xml:space="preserve">Developed and adapted by the educator team at SeaVuria (registered 501(c)(3) in the United States and registered NGO in Kenya, No. 872-850A-BF11), who designed the pedagogical framework, lesson templates and exemplar lessons on which this material is based.</w:t>
-      </w:r>
-    </w:p>
-    <w:p>
-      <w:pPr>
-        <w:spacing w:after="60" w:before="0"/>
-      </w:pPr>
-      <w:r>
-        <w:rPr>
-          <w:rFonts w:ascii="Arial" w:cs="Arial" w:eastAsia="Arial" w:hAnsi="Arial"/>
-          <w:b/>
-          <w:bCs/>
-          <w:sz w:val="17"/>
-          <w:szCs w:val="17"/>
-        </w:rPr>
-        <w:t xml:space="preserve">Production &amp; Layout: </w:t>
-      </w:r>
-      <w:r>
-        <w:rPr>
-          <w:rFonts w:ascii="Arial" w:cs="Arial" w:eastAsia="Arial" w:hAnsi="Arial"/>
-          <w:sz w:val="17"/>
-          <w:szCs w:val="17"/>
-        </w:rPr>
-        <w:t xml:space="preserve">Educational design and curriculum sequencing by SeaVuria. Technical layout, structural formatting, and digital optimization/implementation executed in partnership with ARES Education (registered 501(c)(3) in the United States and Canada (as Afretech Aid) and registered NGO in Kenya), with lesson drafting and compilation assisted by AI (Claude, Anthropic).</w:t>
-      </w:r>
-    </w:p>
-    <w:p>
-      <w:pPr>
-        <w:pBdr>
-          <w:bottom w:val="single" w:color="1F3864" w:sz="6" w:space="6"/>
-        </w:pBdr>
-        <w:spacing w:after="60" w:before="0"/>
-      </w:pPr>
-      <w:r>
-        <w:rPr>
-          <w:rFonts w:ascii="Arial" w:cs="Arial" w:eastAsia="Arial" w:hAnsi="Arial"/>
-          <w:b/>
-          <w:bCs/>
-          <w:sz w:val="17"/>
-          <w:szCs w:val="17"/>
-        </w:rPr>
-        <w:t xml:space="preserve">Licensing &amp; Copyright: </w:t>
-      </w:r>
-      <w:r>
-        <w:rPr>
-          <w:rFonts w:ascii="Arial" w:cs="Arial" w:eastAsia="Arial" w:hAnsi="Arial"/>
-          <w:sz w:val="17"/>
-          <w:szCs w:val="17"/>
-        </w:rPr>
-        <w:t xml:space="preserve">© 2026 SeaVuria and ARES. This work is licensed under a </w:t>
-      </w:r>
-      <w:hyperlink w:history="1" r:id="rIdat32ag0pnnjjp2eaxq2cd">
-        <w:r>
-          <w:rPr>
-            <w:rFonts w:ascii="Arial" w:cs="Arial" w:eastAsia="Arial" w:hAnsi="Arial"/>
-            <w:color w:val="1F6B75"/>
-            <w:sz w:val="17"/>
-            <w:szCs w:val="17"/>
-            <w:u w:val="single" w:color="1F6B75"/>
-          </w:rPr>
-          <w:t xml:space="preserve">Creative Commons Attribution-NonCommercial 4.0 International License</w:t>
-        </w:r>
-      </w:hyperlink>
-      <w:r>
-        <w:rPr>
-          <w:rFonts w:ascii="Arial" w:cs="Arial" w:eastAsia="Arial" w:hAnsi="Arial"/>
-          <w:sz w:val="17"/>
-          <w:szCs w:val="17"/>
-        </w:rPr>
-        <w:t xml:space="preserve"> (</w:t>
-      </w:r>
-      <w:hyperlink w:history="1" r:id="rIdnmmuliughjmkbg7nsa382">
-        <w:r>
-          <w:rPr>
-            <w:rFonts w:ascii="Arial" w:cs="Arial" w:eastAsia="Arial" w:hAnsi="Arial"/>
-            <w:color w:val="1F6B75"/>
-            <w:sz w:val="17"/>
-            <w:szCs w:val="17"/>
-            <w:u w:val="single" w:color="1F6B75"/>
-          </w:rPr>
-          <w:t xml:space="preserve">CC BY-NC 4.0</w:t>
-        </w:r>
-      </w:hyperlink>
-      <w:r>
-        <w:rPr>
-          <w:rFonts w:ascii="Arial" w:cs="Arial" w:eastAsia="Arial" w:hAnsi="Arial"/>
-          <w:sz w:val="17"/>
-          <w:szCs w:val="17"/>
-        </w:rPr>
-        <w:t xml:space="preserve">). To view a copy of this license, visit </w:t>
-      </w:r>
-      <w:hyperlink w:history="1" r:id="rIdi2ljzakx0thfhbaepi4ev">
-        <w:r>
-          <w:rPr>
-            <w:rFonts w:ascii="Arial" w:cs="Arial" w:eastAsia="Arial" w:hAnsi="Arial"/>
-            <w:color w:val="1F6B75"/>
-            <w:sz w:val="17"/>
-            <w:szCs w:val="17"/>
-            <w:u w:val="single" w:color="1F6B75"/>
-          </w:rPr>
-          <w:t xml:space="preserve">https://creativecommons.org/licenses/by-nc/4.0/</w:t>
-        </w:r>
-      </w:hyperlink>
-      <w:r>
-        <w:rPr>
-          <w:rFonts w:ascii="Arial" w:cs="Arial" w:eastAsia="Arial" w:hAnsi="Arial"/>
-          <w:sz w:val="17"/>
-          <w:szCs w:val="17"/>
-        </w:rPr>
-        <w:t xml:space="preserve">. You are free to copy, redistribute, and adapt this material in any medium or format, provided appropriate credit is given and the material is not used for commercial purposes. KICD learning outcomes and curriculum designations reproduced here for alignment purposes remain the property of KICD and are not covered by this license. Linked external resources (e.g. CK-12, Khan Academy, PhET) are subject to their own licenses.</w:t>
       </w:r>
     </w:p>
     <w:p>
@@ -1848,6 +1677,185 @@
         </w:tc>
       </w:tr>
     </w:tbl>
+    <w:p>
+      <w:pPr>
+        <w:spacing w:after="120"/>
+      </w:pPr>
+      <w:r>
+        <w:t xml:space="preserve"/>
+      </w:r>
+    </w:p>
+    <w:p>
+      <w:pPr>
+        <w:spacing w:after="80" w:before="120"/>
+      </w:pPr>
+      <w:r>
+        <w:rPr>
+          <w:rFonts w:ascii="Arial" w:cs="Arial" w:eastAsia="Arial" w:hAnsi="Arial"/>
+          <w:b/>
+          <w:bCs/>
+          <w:color w:val="1F3864"/>
+          <w:sz w:val="20"/>
+          <w:szCs w:val="20"/>
+        </w:rPr>
+        <w:t xml:space="preserve">ATTRIBUTION AND LICENSING</w:t>
+      </w:r>
+    </w:p>
+    <w:p>
+      <w:pPr>
+        <w:spacing w:after="60" w:before="0"/>
+      </w:pPr>
+      <w:r>
+        <w:rPr>
+          <w:rFonts w:ascii="Arial" w:cs="Arial" w:eastAsia="Arial" w:hAnsi="Arial"/>
+          <w:b/>
+          <w:bCs/>
+          <w:sz w:val="17"/>
+          <w:szCs w:val="17"/>
+        </w:rPr>
+        <w:t xml:space="preserve">Curriculum Alignment: </w:t>
+      </w:r>
+      <w:r>
+        <w:rPr>
+          <w:rFonts w:ascii="Arial" w:cs="Arial" w:eastAsia="Arial" w:hAnsi="Arial"/>
+          <w:sz w:val="17"/>
+          <w:szCs w:val="17"/>
+        </w:rPr>
+        <w:t xml:space="preserve">Structured in pedagogical alignment with the competence-based curriculum format and learning outcomes established by the Kenya Institute of Curriculum Development (KICD). This material is independently developed and is not officially endorsed or published by KICD.</w:t>
+      </w:r>
+    </w:p>
+    <w:p>
+      <w:pPr>
+        <w:spacing w:after="60" w:before="0"/>
+      </w:pPr>
+      <w:r>
+        <w:rPr>
+          <w:rFonts w:ascii="Arial" w:cs="Arial" w:eastAsia="Arial" w:hAnsi="Arial"/>
+          <w:b/>
+          <w:bCs/>
+          <w:sz w:val="17"/>
+          <w:szCs w:val="17"/>
+        </w:rPr>
+        <w:t xml:space="preserve">Content &amp; Pedagogy: </w:t>
+      </w:r>
+      <w:r>
+        <w:rPr>
+          <w:rFonts w:ascii="Arial" w:cs="Arial" w:eastAsia="Arial" w:hAnsi="Arial"/>
+          <w:sz w:val="17"/>
+          <w:szCs w:val="17"/>
+        </w:rPr>
+        <w:t xml:space="preserve">Developed and adapted by the educator team at SeaVuria (registered 501(c)(3) in the United States and registered NGO in Kenya, No. 872-850A-BF11), who designed the pedagogical framework, lesson templates and exemplar lessons on which this material is based.</w:t>
+      </w:r>
+    </w:p>
+    <w:p>
+      <w:pPr>
+        <w:spacing w:after="60" w:before="0"/>
+      </w:pPr>
+      <w:r>
+        <w:rPr>
+          <w:rFonts w:ascii="Arial" w:cs="Arial" w:eastAsia="Arial" w:hAnsi="Arial"/>
+          <w:b/>
+          <w:bCs/>
+          <w:sz w:val="17"/>
+          <w:szCs w:val="17"/>
+        </w:rPr>
+        <w:t xml:space="preserve">Production &amp; Layout: </w:t>
+      </w:r>
+      <w:r>
+        <w:rPr>
+          <w:rFonts w:ascii="Arial" w:cs="Arial" w:eastAsia="Arial" w:hAnsi="Arial"/>
+          <w:sz w:val="17"/>
+          <w:szCs w:val="17"/>
+        </w:rPr>
+        <w:t xml:space="preserve">Educational design and curriculum sequencing by SeaVuria. Technical layout, structural formatting, and digital optimization/implementation executed in partnership with ARES Education (registered 501(c)(3) in the United States and Canada (as Afretech Aid) and registered NGO in Kenya), with lesson drafting and compilation assisted by AI (Claude, Anthropic).</w:t>
+      </w:r>
+    </w:p>
+    <w:p>
+      <w:pPr>
+        <w:pBdr>
+          <w:bottom w:val="single" w:color="1F3864" w:sz="6" w:space="6"/>
+        </w:pBdr>
+        <w:spacing w:after="60" w:before="0"/>
+      </w:pPr>
+      <w:r>
+        <w:rPr>
+          <w:rFonts w:ascii="Arial" w:cs="Arial" w:eastAsia="Arial" w:hAnsi="Arial"/>
+          <w:b/>
+          <w:bCs/>
+          <w:sz w:val="17"/>
+          <w:szCs w:val="17"/>
+        </w:rPr>
+        <w:t xml:space="preserve">Licensing &amp; Copyright: </w:t>
+      </w:r>
+      <w:r>
+        <w:rPr>
+          <w:rFonts w:ascii="Arial" w:cs="Arial" w:eastAsia="Arial" w:hAnsi="Arial"/>
+          <w:sz w:val="17"/>
+          <w:szCs w:val="17"/>
+        </w:rPr>
+        <w:t xml:space="preserve">© 2026 SeaVuria and ARES. This work is licensed under a </w:t>
+      </w:r>
+      <w:hyperlink w:history="1" r:id="rIdtbx5iqs-ajsytd-fwzppf">
+        <w:r>
+          <w:rPr>
+            <w:rFonts w:ascii="Arial" w:cs="Arial" w:eastAsia="Arial" w:hAnsi="Arial"/>
+            <w:color w:val="1F6B75"/>
+            <w:sz w:val="17"/>
+            <w:szCs w:val="17"/>
+            <w:u w:val="single" w:color="1F6B75"/>
+          </w:rPr>
+          <w:t xml:space="preserve">Creative Commons Attribution-NonCommercial 4.0 International License</w:t>
+        </w:r>
+      </w:hyperlink>
+      <w:r>
+        <w:rPr>
+          <w:rFonts w:ascii="Arial" w:cs="Arial" w:eastAsia="Arial" w:hAnsi="Arial"/>
+          <w:sz w:val="17"/>
+          <w:szCs w:val="17"/>
+        </w:rPr>
+        <w:t xml:space="preserve"> (</w:t>
+      </w:r>
+      <w:hyperlink w:history="1" r:id="rIdqjbl4vy24joj4f6gb7jrj">
+        <w:r>
+          <w:rPr>
+            <w:rFonts w:ascii="Arial" w:cs="Arial" w:eastAsia="Arial" w:hAnsi="Arial"/>
+            <w:color w:val="1F6B75"/>
+            <w:sz w:val="17"/>
+            <w:szCs w:val="17"/>
+            <w:u w:val="single" w:color="1F6B75"/>
+          </w:rPr>
+          <w:t xml:space="preserve">CC BY-NC 4.0</w:t>
+        </w:r>
+      </w:hyperlink>
+      <w:r>
+        <w:rPr>
+          <w:rFonts w:ascii="Arial" w:cs="Arial" w:eastAsia="Arial" w:hAnsi="Arial"/>
+          <w:sz w:val="17"/>
+          <w:szCs w:val="17"/>
+        </w:rPr>
+        <w:t xml:space="preserve">). To view a copy of this license, visit </w:t>
+      </w:r>
+      <w:hyperlink w:history="1" r:id="rIdaaodehrrqbsoqpascploz">
+        <w:r>
+          <w:rPr>
+            <w:rFonts w:ascii="Arial" w:cs="Arial" w:eastAsia="Arial" w:hAnsi="Arial"/>
+            <w:color w:val="1F6B75"/>
+            <w:sz w:val="17"/>
+            <w:szCs w:val="17"/>
+            <w:u w:val="single" w:color="1F6B75"/>
+          </w:rPr>
+          <w:t xml:space="preserve">https://creativecommons.org/licenses/by-nc/4.0/</w:t>
+        </w:r>
+      </w:hyperlink>
+      <w:r>
+        <w:rPr>
+          <w:rFonts w:ascii="Arial" w:cs="Arial" w:eastAsia="Arial" w:hAnsi="Arial"/>
+          <w:sz w:val="17"/>
+          <w:szCs w:val="17"/>
+        </w:rPr>
+        <w:t xml:space="preserve">. You are free to copy, redistribute, and adapt this material in any medium or format, provided appropriate credit is given and the material is not used for commercial purposes. KICD learning outcomes and curriculum designations reproduced here for alignment purposes remain the property of KICD and are not covered by this license. Linked external resources (e.g. CK-12, Khan Academy, PhET) are subject to their own licenses.</w:t>
+      </w:r>
+    </w:p>
     <w:sectPr>
       <w:pgSz w:w="15840" w:h="12240" w:orient="landscape"/>
       <w:pgMar w:top="1080" w:right="1080" w:bottom="1080" w:left="1080" w:header="708" w:footer="708" w:gutter="0"/>

--- a/data/outputs/v2/Essential_Mathematics/SS3.2_Probability_I/Essential_Mathematics_Probability_I_SummaryTable.docx
+++ b/data/outputs/v2/Essential_Mathematics/SS3.2_Probability_I/Essential_Mathematics_Probability_I_SummaryTable.docx
@@ -564,7 +564,7 @@
                 <w:sz w:val="18"/>
                 <w:szCs w:val="18"/>
               </w:rPr>
-              <w:t xml:space="preserve">Teacher shows learners a sequence of 10 coin-toss results (e.g., H H H H H H H H H H) projected on the board and asks: 'Gor Mahia has won their last 8 home matches — are they now *due* for a loss?' Learners record their gut-feeling predictions and share with a shoulder partner. Teacher cold-calls 4–5 learners (wait time: 10 seconds) to surface the common misconception that a long winning streak makes a loss more likely. Teacher then physically tosses a coin 10 times in front of the class, recording each result; learners tally and note that each toss is unaffected by the previous one.</w:t>
+              <w:t xml:space="preserve">Learners tossed a 10-shilling coin 40 times per pair, recorded outcomes in a tally table, and pooled class results to compare experimental probability with the theoretical value of P(Heads) = ½.</w:t>
             </w:r>
           </w:p>
         </w:tc>
@@ -596,7 +596,7 @@
                 <w:sz w:val="18"/>
                 <w:szCs w:val="18"/>
               </w:rPr>
-              <w:t xml:space="preserve">Each trial of a chance event — a coin toss, a dice roll, a football match outcome — is an **independent event**: the result of one trial has absolutely no effect on the next. The coin has no memory; neither does a football pitch. This directly dismantles the 'gambler's fallacy' — the dangerous belief that past outcomes shift future probabilities. Teachers should emphasise this concept repeatedly throughout the unit, as it is the conceptual anchor for all eight lessons and the primary anti-gambling safeguard embedded in the curriculum.</w:t>
+              <w:t xml:space="preserve">Each coin toss is an independent equally likely event. Theoretical probability = (favourable outcomes) ÷ (total equally likely outcomes). Past outcomes do NOT change future probability — a coin has no memory — directly contradicting the gambler's fallacy promoted in betting advertisements seen on Nairobi matatus and social media.</w:t>
             </w:r>
           </w:p>
         </w:tc>
@@ -628,7 +628,7 @@
                 <w:sz w:val="18"/>
                 <w:szCs w:val="18"/>
               </w:rPr>
-              <w:t xml:space="preserve">Equally likely outcomes are outcomes that have exactly the same chance of occurring. For a fair coin: {Head, Tail} — both outcomes are equally likely, so each has probability 1/2. For a fair six-sided die: {1, 2, 3, 4, 5, 6} — all six outcomes are equally likely, each with probability 1/6. The sample space S is the complete set of all possible outcomes of an experiment. Teachers should write S = {H, T} and S = {1,2,3,4,5,6} explicitly on the board and have learners copy these as reference examples. Pedagogical note: resist moving to the formula in this lesson — the goal is conceptual grounding in equally likely outcomes and independence before formalising P(event).</w:t>
+              <w:t xml:space="preserve">The Gor Mahia fan's claim that the team is 'due' for a loss is an example of the gambler's fallacy. Mathematics shows that if each event is independent and equally likely, its probability remains fixed regardless of previous outcomes. Our coin-toss data supported the theoretical P = 0.5, especially when the whole class's results were pooled — showing that larger samples give more reliable estimates of true probability.</w:t>
             </w:r>
           </w:p>
         </w:tc>
@@ -713,7 +713,7 @@
                 <w:sz w:val="18"/>
                 <w:szCs w:val="18"/>
               </w:rPr>
-              <w:t xml:space="preserve">Teacher distributes coloured counters (or draws a bag on the board containing 3 red, 2 blue, and 1 yellow counter — representing the colours of a Kenyan flag-themed lucky-draw bag at a school fundraiser in Nakuru). Learners predict which colour is most likely to be drawn. Teacher conducts 12 draws (with replacement, shaking the bag each time) and learners tally results on a frequency table. Teacher cold-calls 3 learners (wait time: 8 seconds) to compare their tally-based (experimental) fractions with their initial predictions before introducing the theoretical formula.</w:t>
+              <w:t xml:space="preserve">Learners rolled a six-faced die 60 times per group and drew tokens from a bag of githeri-coloured tokens (white/maize, brown/beans, green/peas), recording all outcomes in tally tables and computing experimental probabilities as fractions, decimals, and percentages.</w:t>
             </w:r>
           </w:p>
         </w:tc>
@@ -745,7 +745,7 @@
                 <w:sz w:val="18"/>
                 <w:szCs w:val="18"/>
               </w:rPr>
-              <w:t xml:space="preserve">The theoretical probability formula is: **P(event) = number of favourable outcomes ÷ total number of equally likely outcomes**. This formula gives the *expected* long-run proportion of times an event will occur, assuming all outcomes are equally likely. Key numerical facts: P(red counter) = 3/6 = 1/2; P(blue) = 2/6 = 1/3; P(yellow) = 1/6. Teachers should stress that the formula requires equally likely outcomes — it cannot be applied blindly to situations where outcomes are not equally likely (e.g., assuming a football match has equally likely win/draw/loss outcomes is a common misapplication). Probabilities are always expressed as fractions, decimals, or percentages.</w:t>
+              <w:t xml:space="preserve">Learners derived the theoretical probability formula P(event) = number of favourable outcomes ÷ total number of equally likely outcomes, and applied it to Kenyan contexts: selecting a name from a class of 30 learners, and drawing a coloured token from a mixed bag. They confirmed that all individual outcome probabilities for a fair die sum to 1.</w:t>
             </w:r>
           </w:p>
         </w:tc>
@@ -777,7 +777,7 @@
                 <w:sz w:val="18"/>
                 <w:szCs w:val="18"/>
               </w:rPr>
-              <w:t xml:space="preserve">To apply the formula correctly: (1) List the full sample space S; (2) Count total outcomes n(S); (3) Identify and count favourable outcomes n(E); (4) Compute P(E) = n(E) ÷ n(S). Example: A standard deck of 52 playing cards — P(drawing a King) = 4/52 = 1/13. Kenya-context example: A matatu route number is chosen at random from Nairobi CBD routes {23, 33, 34, 46, 58, 111, 125} — P(route number &gt; 50) = 3/7. Teachers should work through at least two full examples on the board using the four-step method before setting learners to practise in pairs. Warn learners: if they cannot list the sample space, they cannot use this formula.</w:t>
+              <w:t xml:space="preserve">Learners explained, using the probability formula and the concept of equally likely outcomes, why Gor Mahia FC's past winning streak does not change the probability of the next match result — directly challenging the gambler's fallacy promoted in Nairobi betting advertisements.</w:t>
             </w:r>
           </w:p>
         </w:tc>
@@ -862,7 +862,7 @@
                 <w:sz w:val="18"/>
                 <w:szCs w:val="18"/>
               </w:rPr>
-              <w:t xml:space="preserve">Teacher writes five events on the board and asks learners to silently rank them from 'absolutely cannot happen' to 'must happen': (a) It snows in Kisumu in July; (b) The sun rises tomorrow over Mount Kenya; (c) A fair coin lands on Heads; (d) A student chosen at random from a Grade 10 class in Eldoret is under 30 years old; (e) Rolling a 7 on a standard six-sided die. Learners write their rankings individually (2 minutes), then compare with a partner. Teacher cold-calls 4 learners (wait time: 10 seconds) and records disagreements on the board to motivate the need for a precise numerical scale.</w:t>
+              <w:t xml:space="preserve">Learners analysed Kenyan scenario Evidence Cards (maize kernels, fruit bowls, dice, spinners) and the class's accumulated coin-toss data from Lessons 1–2 to find probabilities and place them on a number line.</w:t>
             </w:r>
           </w:p>
         </w:tc>
@@ -894,7 +894,7 @@
                 <w:sz w:val="18"/>
                 <w:szCs w:val="18"/>
               </w:rPr>
-              <w:t xml:space="preserve">The probability of any event E always satisfies **0 ≤ P(E) ≤ 1**. P(E) = 0 means the event is *impossible* — it can never occur (e.g., rolling a 7 on a six-sided die; snow in Kisumu in July). P(E) = 1 means the event is *certain* — it must always occur (e.g., the sun rising tomorrow; a learner in Grade 10 being younger than 100 years old). Values between 0 and 1 express degrees of likelihood. Teachers should draw the probability scale (number line from 0 to 1) on the board and have learners physically place each event from the opening activity on the scale. This visual is a powerful tool for correcting intuitive errors.</w:t>
+              <w:t xml:space="preserve">The probability of any event must satisfy 0 ≤ P(event) ≤ 1; P = 0 means impossible (e.g., snow in Kisumu in July); P = 1 means certain (e.g., sunrise over Mombasa); all other events fall strictly between 0 and 1, and no winning streak — including Gor Mahia's — can push a future probability outside these bounds.</w:t>
             </w:r>
           </w:p>
         </w:tc>
@@ -926,7 +926,7 @@
                 <w:sz w:val="18"/>
                 <w:szCs w:val="18"/>
               </w:rPr>
-              <w:t xml:space="preserve">Key probability benchmarks on the scale: 0 (impossible) → 0.25 (unlikely) → 0.5 (equally likely as unlikely) → 0.75 (likely) → 1 (certain). The complement rule follows directly: **P(E does NOT occur) = 1 − P(E)**. Example: If P(Gor Mahia wins a match) = 0.6, then P(Gor Mahia does NOT win) = 1 − 0.6 = 0.4. Kenya-context example: Weather records show it rains on about 120 days per year in Kericho (the tea capital). P(rain on a randomly chosen day) ≈ 120/365 ≈ 0.33. Pedagogical note: the complement rule is foundational for Lessons 4–7; ensure all learners can state and apply it before proceeding.</w:t>
+              <w:t xml:space="preserve">Learners used the range of probability to refute a fictional gambling advertisement claiming '120% odds', and wrote a mathematical explanation of why a sports commentator claiming Gor Mahia's winning streak raises their probability above 1 is mathematically impossible, using the boundary rule 0 ≤ P ≤ 1.</w:t>
             </w:r>
           </w:p>
         </w:tc>
@@ -1011,7 +1011,7 @@
                 <w:sz w:val="18"/>
                 <w:szCs w:val="18"/>
               </w:rPr>
-              <w:t xml:space="preserve">Teacher presents the scenario: 'A matatu leaves Nairobi Bus Station. It can go to Mombasa, Kisumu, or Nakuru — but it can only take one route at a time.' Teacher asks: 'Can the matatu arrive in Mombasa AND Kisumu on the same trip?' Learners discuss in groups of three for 3 minutes. Teacher then shows a Venn diagram with two non-overlapping circles (labelled 'Wins' and 'Draws' for a single football match) and one with overlapping circles (labelled 'Learner studies Maths' and 'Learner studies Biology') and asks learners which diagram represents mutually exclusive events. Cold-call 4 learners (wait time: 8 seconds).</w:t>
+              <w:t xml:space="preserve">Learners sorted 10 Kenyan-context event-cards into 'mutually exclusive' and 'not mutually exclusive' piles, justifying each placement. They also rolled a die 30 times each and recorded experimental frequencies for Event A (rolling a 2), Event B (rolling a 5), and Event A or B (rolling a 2 or a 5), pooling class data on the board.</w:t>
             </w:r>
           </w:p>
         </w:tc>
@@ -1043,7 +1043,7 @@
                 <w:sz w:val="18"/>
                 <w:szCs w:val="18"/>
               </w:rPr>
-              <w:t xml:space="preserve">Two events A and B are **mutually exclusive** if they cannot both occur on the same trial — they share no outcomes, so P(A and B) = 0. The Venn diagram for mutually exclusive events shows two non-overlapping circles. The **Addition Rule for mutually exclusive events** is: **P(A or B) = P(A) + P(B)**. Kenya-context example: On a single fair die roll, A = {rolling a 2} and B = {rolling a 5} are mutually exclusive. P(A or B) = 1/6 + 1/6 = 2/6 = 1/3. Non-mutually-exclusive example (for contrast): 'Learner passes Maths' and 'Learner passes Kiswahili' can both occur simultaneously — these are NOT mutually exclusive and the addition rule above does NOT apply. Teachers must spend adequate time on identification before the rule.</w:t>
+              <w:t xml:space="preserve">Mutually exclusive events are events that cannot occur simultaneously on a single trial — for example, a matatu cannot arrive in Nairobi and Mombasa at the same time; a Gor Mahia match cannot end in both a WIN and a DRAW. For mutually exclusive events, the addition rule states P(A or B) = P(A) + P(B). This rule does NOT apply when events can overlap (e.g., drawing a card that is both a King and a Heart). The addition rule helps decode gambling advertisements that imply bettors can simply sum their chances — but only works when the underlying events truly cannot co-occur.</w:t>
             </w:r>
           </w:p>
         </w:tc>
@@ -1075,7 +1075,7 @@
                 <w:sz w:val="18"/>
                 <w:szCs w:val="18"/>
               </w:rPr>
-              <w:t xml:space="preserve">Step-by-step procedure for the Addition Rule: (1) Check whether A and B are mutually exclusive — confirm they cannot happen together; (2) If yes, apply P(A or B) = P(A) + P(B); (3) Verify the answer is ≤ 1. Extended Kenya example: A spinner has 8 equal sectors: 3 green (for Gor Mahia), 2 red (for AFC Leopards), 2 yellow, 1 blue. P(green or red) = 3/8 + 2/8 = 5/8. The Addition Rule extends to three or more mutually exclusive events: P(A or B or C) = P(A) + P(B) + P(C). Pedagogical note: a frequent error is learners adding probabilities for events that are NOT mutually exclusive — address this explicitly using a counterexample before learners practise independently.</w:t>
+              <w:t xml:space="preserve">The experimental die-roll data showed P(rolling a 2 or a 5) ≈ P(rolling a 2) + P(rolling a 5) = 1/6 + 1/6 = 2/6 = 1/3. The Gor Mahia match analysis showed P(Win or Draw) = 1/3 + 1/3 = 2/3 because WIN and DRAW are mutually exclusive for one match. However, a betting advertiser who highlights 2/3 is hiding P(Lose) = 1/3 and exploiting the fact that across many independent matches, the gambler's losses accumulate — consistent with what Lessons 1–3 established about the independence of each match result.</w:t>
             </w:r>
           </w:p>
         </w:tc>
@@ -1128,7 +1128,7 @@
                 <w:sz w:val="18"/>
                 <w:szCs w:val="18"/>
               </w:rPr>
-              <w:t xml:space="preserve">Experimental Probability &amp; The Law of Large Numbers</w:t>
+              <w:t xml:space="preserve">Probability of Single-Chance Mutually Exclusive Events — The Addition Rule in Action</w:t>
             </w:r>
           </w:p>
         </w:tc>
@@ -1160,7 +1160,7 @@
                 <w:sz w:val="18"/>
                 <w:szCs w:val="18"/>
               </w:rPr>
-              <w:t xml:space="preserve">Teacher organises learners into groups of four. Each group tosses a coin 20 times and records results in a tally table (H or T). Groups report their experimental proportion of Heads to the class; teacher compiles all groups' results on the board, progressively computing the cumulative proportion as more tosses are added (20, 40, 60, 80… up to the full class total). Learners observe on a projected graph (or hand-drawn axes) how the cumulative proportion of Heads fluctuates widely at first then gradually approaches 0.5 as the number of trials increases. Cold-call 3 learners (wait time: 10 seconds): 'What do you notice about the proportion as the number of tosses grows?'</w:t>
+              <w:t xml:space="preserve">We drew coloured tokens (representing plain, coconut, and cardamom mandazi) one at a time from a bag of 15, replaced each token after drawing, and recorded 20 draws per group. We saw that no single draw could produce two flavours simultaneously — the outcomes were mutually exclusive. Our experimental probabilities for P(plain OR coconut) were close to, but not exactly equal to, the theoretical value of 11/15.</w:t>
             </w:r>
           </w:p>
         </w:tc>
@@ -1192,7 +1192,7 @@
                 <w:sz w:val="18"/>
                 <w:szCs w:val="18"/>
               </w:rPr>
-              <w:t xml:space="preserve">**Experimental (relative frequency) probability** is calculated as: **P(event) ≈ number of times event occurred ÷ total number of trials**. This is an *estimate* of probability based on observed data, not a calculated certainty. The **Law of Large Numbers** states that as the number of trials increases, the experimental probability gets closer and closer to the theoretical probability. With only 10 tosses, results can vary wildly (e.g., 7 Heads out of 10 = 0.7, far from 0.5); with 1 000 tosses, the proportion will be very close to 0.5. Teachers should connect this explicitly to gambling: a casino runs millions of games — the Law of Large Numbers guarantees the house always collects its mathematical edge in the long run, even if individual gamblers occasionally win.</w:t>
+              <w:t xml:space="preserve">When two events are mutually exclusive — meaning they cannot both occur on a single trial — the probability of either one occurring is found by adding their individual probabilities: P(A or B) = P(A) + P(B). This rule was confirmed across four different contexts: the mandazi bag, a matatu-route spinner, a standard die, and the school-week days. The rule only applies when events truly cannot co-occur; applying it blindly to overlapping events gives an incorrect (inflated) probability.</w:t>
             </w:r>
           </w:p>
         </w:tc>
@@ -1224,7 +1224,7 @@
                 <w:sz w:val="18"/>
                 <w:szCs w:val="18"/>
               </w:rPr>
-              <w:t xml:space="preserve">Experimental probability is essential when theoretical equally-likely outcomes cannot be assumed — e.g., estimating the probability that a maize crop in Kitale will be affected by drought in a given year, or estimating the probability that a matatu arrives on time. Worked example: In a survey of 200 customers at a githeri stall in Gikomba Market, 80 ordered extra soup. Experimental P(customer orders extra soup) = 80/200 = 0.4. This does NOT mean exactly 2 in every 5 customers will order soup — it is an estimate that improves with more data. Pedagogical note: explicitly contrast experimental and theoretical probability using the coin-toss data just collected; ensure learners understand that neither is 'wrong' — they serve different purposes.</w:t>
+              <w:t xml:space="preserve">Betting advertisements on Nairobi matatus and social media often imply that you can freely combine the probabilities of different outcomes to increase your chances of winning. Today's addition rule reveals this is only mathematically valid when the events are genuinely mutually exclusive and when each individual probability is correctly calculated. In a Gor Mahia match, Win, Draw, and Loss are mutually exclusive — but betting companies frequently present combinations of outcomes in ways that blur this condition, making combined probabilities appear more favourable than they truly are. This is one of the mathematical tricks that makes gambling dangerous.</w:t>
             </w:r>
           </w:p>
         </w:tc>
@@ -1277,7 +1277,7 @@
                 <w:sz w:val="18"/>
                 <w:szCs w:val="18"/>
               </w:rPr>
-              <w:t xml:space="preserve">Combined Events &amp; Sample Spaces Using Tables and Tree Diagrams</w:t>
+              <w:t xml:space="preserve">Independent Events — The Coin Has No Memory</w:t>
             </w:r>
           </w:p>
         </w:tc>
@@ -1309,7 +1309,7 @@
                 <w:sz w:val="18"/>
                 <w:szCs w:val="18"/>
               </w:rPr>
-              <w:t xml:space="preserve">Teacher poses the scenario: 'Mama Wanjiku is making a packed lunch. She randomly picks one starch (ugali or rice) and one protein (beef, chicken, or beans — nyama ya ng'ombe, kuku, au maharagwe). How many different lunch combinations are possible, and what is the probability she picks ugali with beans?' Learners sketch their own diagrams individually for 3 minutes before teacher reveals a systematic approach. Cold-call 4 learners to share their methods (wait time: 8 seconds); expect a mix of guesses, lists, and diagrams to surface the need for systematic methods.</w:t>
+              <w:t xml:space="preserve">Learners tossed a coin and rolled a die simultaneously for 24 trials, recording all combined outcomes and organising them into tree diagrams and two-way tables. They found approximately 12 equally likely combined outcomes, each occurring roughly 1/12 of the time. They also drew numbered cards with replacement and noticed the second draw was unaffected by the first.</w:t>
             </w:r>
           </w:p>
         </w:tc>
@@ -1341,7 +1341,7 @@
                 <w:sz w:val="18"/>
                 <w:szCs w:val="18"/>
               </w:rPr>
-              <w:t xml:space="preserve">When two or more choices are made independently, the **sample space of combined events** can be mapped systematically using: (1) A **two-way table (grid)** — columns represent one variable, rows the other, and cells represent combined outcomes; (2) A **tree diagram** — branches represent sequential choices; multiply along branches for combined probability. For Mama Wanjiku's lunch: total combinations = 2 × 3 = 6. The **Fundamental Counting Principle** states: if event 1 has m outcomes and event 2 has n outcomes, the combined experiment has m × n outcomes. P(ugali AND beans) = 1/6. Teachers should construct both the table and tree diagram on the board for the same example so learners see the equivalence.</w:t>
+              <w:t xml:space="preserve">When two events are independent — meaning the outcome of one gives no information about the other — the probability of both occurring together is found by multiplying their individual probabilities: P(A and B) = P(A) × P(B). Independence means the first event has no memory and cannot influence the second, regardless of what that first outcome was.</w:t>
             </w:r>
           </w:p>
         </w:tc>
@@ -1373,7 +1373,7 @@
                 <w:sz w:val="18"/>
                 <w:szCs w:val="18"/>
               </w:rPr>
-              <w:t xml:space="preserve">Tree diagram procedure: (1) Draw a branch for each outcome of the first event; (2) From each branch, draw sub-branches for each outcome of the second event; (3) List all end-points — these are the sample space; (4) Each complete path has probability = product of individual branch probabilities (for independent events). Kenya exam-style example: A school in Thika randomly selects a learner's house (Lions, Eagles, or Cheetahs) and a uniform colour (white or blue). P(Lions house AND blue uniform) = 1/3 × 1/2 = 1/6. Pedagogical note: tree diagrams are also the ideal visual scaffold for Lesson 7's Multiplication Rule — ensure learners are comfortable constructing them before that lesson.</w:t>
+              <w:t xml:space="preserve">Each Gor Mahia football match is an independent event — just like each coin toss and each die roll. The five-win streak carries zero mathematical information about the probability of winning match six. The multiplication rule quantifies joint probability without any adjustment for past results, proving that the gambler's fallacy promoted in betting advertisements on Nairobi matatus is mathematically false: no streak, however long, changes the probability of the next independent event.</w:t>
             </w:r>
           </w:p>
         </w:tc>
@@ -1458,7 +1458,7 @@
                 <w:sz w:val="18"/>
                 <w:szCs w:val="18"/>
               </w:rPr>
-              <w:t xml:space="preserve">Teacher returns to the driving question anchoring phenomenon: 'Gor Mahia plays two separate football matches — one in Nairobi and one in Kisumu — on different weekends. If P(win each match) = 0.6, what is the probability they win BOTH matches?' Learners first attempt the problem individually using a tree diagram from Lesson 6 (3 minutes), then share answers with a partner. Teacher cold-calls 3 learners (wait time: 10 seconds) and records different answers on the board (expect some to add, some to multiply, some to average). Teacher uses the tree diagram to confirm the correct approach, connecting branch-multiplication to the formal rule.</w:t>
+              <w:t xml:space="preserve">Learners tossed a coin (or used a spinner) twice in 20 trials and recorded WIN–WIN outcomes, finding an experimental probability close to 0.25. They constructed probability tree diagrams for two independent coin tosses and for the Kisumu rain scenario (P(rain)=0.7), labelling all four branches and verifying that endpoint probabilities summed to 1.</w:t>
             </w:r>
           </w:p>
         </w:tc>
@@ -1490,7 +1490,7 @@
                 <w:sz w:val="18"/>
                 <w:szCs w:val="18"/>
               </w:rPr>
-              <w:t xml:space="preserve">Two events A and B are **independent** if the occurrence of A has no effect on the probability of B — and vice versa. This is the mathematical formalisation of the independence concept introduced in Lesson 1. The **Multiplication Rule for independent events** is: **P(A and B) = P(A) × P(B)**. Gor Mahia example: P(win match 1 AND win match 2) = 0.6 × 0.6 = 0.36. Important: the multiplication rule only applies when events are truly independent — teachers must always prompt learners to justify independence before applying the formula. Gambling connection: a gambler who has won three bets in a row is NOT more likely to win the fourth — each bet is independent, and P(win bet 4) is unchanged.</w:t>
+              <w:t xml:space="preserve">Two events are independent when the outcome of one does not affect the other. The probability of both independent events occurring is found by multiplying their individual probabilities: P(A and B) = P(A) × P(B). This rule was applied to three Kenyan contexts: rain in Kisumu (0.7 × 0.7 = 0.49), two female learners selected (0.6 × 0.6 = 0.36), and a mandazi vendor selling out twice (0.8 × 0.8 = 0.64). The compound probability of two independent events is always less than either individual probability. A betting stall running 180 spins at P(win)=1/3 expects to pay out Ksh 1,800 while collecting Ksh 3,600 — a guaranteed mathematical profit of Ksh 1,800 — proving that gambling is structured to disadvantage the player.</w:t>
             </w:r>
           </w:p>
         </w:tc>
@@ -1522,7 +1522,7 @@
                 <w:sz w:val="18"/>
                 <w:szCs w:val="18"/>
               </w:rPr>
-              <w:t xml:space="preserve">The Multiplication Rule extends to three or more independent events: P(A and B and C) = P(A) × P(B) × P(C). Kenya-context worked example: A farmer in Meru plants three separate plots. The probability that each plot produces a good harvest is 0.7 (independent due to separate soils and irrigation). P(all three plots produce good harvests) = 0.7 × 0.7 × 0.7 = 0.343. Contrast with the Addition Rule: Addition Rule → 'OR' → mutually exclusive events → ADD probabilities. Multiplication Rule → 'AND' → independent events → MULTIPLY probabilities. Pedagogical note: the OR/AND → ADD/MULTIPLY mnemonic is a powerful memory aid; write it prominently on the board and revisit it in Lesson 8.</w:t>
+              <w:t xml:space="preserve">Because each match Gor Mahia plays is an independent event, the probability of the team winning two consecutive matches is P(win) × P(win) — not a different probability influenced by their previous results. The gambler's fallacy claims that past outcomes change future probabilities, but the multiplication rule proves this is false: each event's probability is fixed, and the compound probability of a streak is simply the product of the fixed individual probabilities. This same mathematics explains why betting stalls always profit in the long run — the game is designed so that the house's expected payout is always less than its expected collection, regardless of short-term streaks.</w:t>
             </w:r>
           </w:p>
         </w:tc>
@@ -1607,7 +1607,7 @@
                 <w:sz w:val="18"/>
                 <w:szCs w:val="18"/>
               </w:rPr>
-              <w:t xml:space="preserve">Teacher projects the original Driving Question on the board and returns to the Lesson 1 anchoring phenomenon: 'Gor Mahia has now won 12 matches in a row. Are they due for a loss?' Learners revisit their Lesson 1 prediction cards and write a revised answer using mathematical language and probability values (5 minutes individual writing). Teacher facilitates a structured DQB closure: each learner's sticky note question from the DQB is read aloud; the class collectively identifies which lesson answered it and how. Teacher cold-calls 5 learners (wait time: 10 seconds each) to present one probability concept and its real-world anti-gambling implication. Class constructs a final collective summary model.</w:t>
+              <w:t xml:space="preserve">Learners worked through four Kenyan-context probability scenarios (coin toss independence, Kisumu dice range, mutually exclusive football match outcomes, and a three-match independent-event multiplication), recorded calculations and written explanations on an Evidence Pack, and conducted a gallery walk critiquing peer mini-posters using structured feedback cards.</w:t>
             </w:r>
           </w:p>
         </w:tc>
@@ -1639,7 +1639,7 @@
                 <w:sz w:val="18"/>
                 <w:szCs w:val="18"/>
               </w:rPr>
-              <w:t xml:space="preserve">Every chance event studied in this unit — coin tosses, dice rolls, counter draws, football matches, farm harvests — is governed by fixed mathematical probabilities that do not change based on past outcomes. The **gambler's fallacy** (the belief that a run of outcomes makes the opposite outcome 'due') is mathematically false and financially dangerous. The Law of Large Numbers guarantees that over many trials, the house's mathematical edge accumulates — meaning gambling is a losing strategy in the long run, regardless of short-term wins. The full conceptual map of Probability I: Sample Space → Theoretical Probability (P = n(E)/n(S)) → Probability Scale (0 to 1) → Complement Rule → Mutually Exclusive Events (Addition Rule) → Experimental Probability → Combined Events (Tables &amp; Trees) → Independent Events (Multiplication Rule).</w:t>
+              <w:t xml:space="preserve">Each football match (and every chance event studied) is an independent event — its probability is fixed and cannot be changed by past outcomes. The gambler's fallacy is mathematically false because P(event) for an independent trial does not depend on previous results. Gambling is a losing proposition because the multiplication rule for independent events shows that P(winning multiple consecutive bets) decreases sharply with each additional trial. All probability values lie in the range 0 ≤ P(E) ≤ 1, and mutually exclusive events (both teams winning the same match) have a combined probability of zero.</w:t>
             </w:r>
           </w:p>
         </w:tc>
@@ -1671,7 +1671,7 @@
                 <w:sz w:val="18"/>
                 <w:szCs w:val="18"/>
               </w:rPr>
-              <w:t xml:space="preserve">Final synthesis of all eight lessons' rules in one consolidated reference: (1) P(E) = n(E)/n(S) for equally likely outcomes; (2) 0 ≤ P(E) ≤ 1 always; (3) P(E') = 1 − P(E) [Complement Rule]; (4) If A and B are mutually exclusive: P(A or B) = P(A) + P(B) [Addition Rule]; (5) Experimental P(E) ≈ frequency/total trials → approaches theoretical P(E) as trials increase [Law of Large Numbers]; (6) Combined sample spaces: use tables or tree diagrams; total outcomes = m × n [Counting Principle]; (7) If A and B are independent: P(A and B) = P(A) × P(B) [Multiplication Rule]. Pedagogical note: distribute or display this consolidated rule sheet as a revision reference. Emphasise the life-skill message: understanding these rules mathematically empowers learners to recognise and reject the false logic that underlies gambling addiction.</w:t>
+              <w:t xml:space="preserve">Using all four probability concepts together — equally likely events, range of probability, mutually exclusive events, and independent events — learners constructed a complete written and visual explanation of why the Gor Mahia winning-streak debate and the Nairobi matatu betting advertisements are both examples of the gambler's fallacy. The composite class answer, the mini-posters, the DQB closure, and the written assessment all demonstrate that mathematics — not luck, streaks, or intuition — governs the odds, and that this knowledge is a practical tool for responsible decision-making in real life.</w:t>
             </w:r>
           </w:p>
         </w:tc>
@@ -1795,7 +1795,7 @@
         </w:rPr>
         <w:t xml:space="preserve">© 2026 SeaVuria and ARES. This work is licensed under a </w:t>
       </w:r>
-      <w:hyperlink w:history="1" r:id="rIdtbx5iqs-ajsytd-fwzppf">
+      <w:hyperlink w:history="1" r:id="rIdo52utijizrwniirruz8m2">
         <w:r>
           <w:rPr>
             <w:rFonts w:ascii="Arial" w:cs="Arial" w:eastAsia="Arial" w:hAnsi="Arial"/>
@@ -1815,7 +1815,7 @@
         </w:rPr>
         <w:t xml:space="preserve"> (</w:t>
       </w:r>
-      <w:hyperlink w:history="1" r:id="rIdqjbl4vy24joj4f6gb7jrj">
+      <w:hyperlink w:history="1" r:id="rIdhz4tgrhmrgaj3tcht7hrq">
         <w:r>
           <w:rPr>
             <w:rFonts w:ascii="Arial" w:cs="Arial" w:eastAsia="Arial" w:hAnsi="Arial"/>
@@ -1835,7 +1835,7 @@
         </w:rPr>
         <w:t xml:space="preserve">). To view a copy of this license, visit </w:t>
       </w:r>
-      <w:hyperlink w:history="1" r:id="rIdaaodehrrqbsoqpascploz">
+      <w:hyperlink w:history="1" r:id="rIdl2sppb69odordetpycoag">
         <w:r>
           <w:rPr>
             <w:rFonts w:ascii="Arial" w:cs="Arial" w:eastAsia="Arial" w:hAnsi="Arial"/>

--- a/data/outputs/v2/Essential_Mathematics/SS3.2_Probability_I/Essential_Mathematics_Probability_I_SummaryTable.docx
+++ b/data/outputs/v2/Essential_Mathematics/SS3.2_Probability_I/Essential_Mathematics_Probability_I_SummaryTable.docx
@@ -862,7 +862,7 @@
                 <w:sz w:val="18"/>
                 <w:szCs w:val="18"/>
               </w:rPr>
-              <w:t xml:space="preserve">Learners analysed Kenyan scenario Evidence Cards (maize kernels, fruit bowls, dice, spinners) and the class's accumulated coin-toss data from Lessons 1–2 to find probabilities and place them on a number line.</w:t>
+              <w:t xml:space="preserve">Learners analysed Kenyan scenario Evidence Cards (maize kernels, fruit bowls, dice, spinners) and the class's accumulated coin-toss data from Lesson 1 to find probabilities and place them on a number line.</w:t>
             </w:r>
           </w:p>
         </w:tc>
@@ -1795,7 +1795,7 @@
         </w:rPr>
         <w:t xml:space="preserve">© 2026 SeaVuria and ARES. This work is licensed under a </w:t>
       </w:r>
-      <w:hyperlink w:history="1" r:id="rIdo52utijizrwniirruz8m2">
+      <w:hyperlink w:history="1" r:id="rIdwqlfazdfn6znwui9zlmmk">
         <w:r>
           <w:rPr>
             <w:rFonts w:ascii="Arial" w:cs="Arial" w:eastAsia="Arial" w:hAnsi="Arial"/>
@@ -1815,7 +1815,7 @@
         </w:rPr>
         <w:t xml:space="preserve"> (</w:t>
       </w:r>
-      <w:hyperlink w:history="1" r:id="rIdhz4tgrhmrgaj3tcht7hrq">
+      <w:hyperlink w:history="1" r:id="rId67eohp2fw8onlzg6-ftec">
         <w:r>
           <w:rPr>
             <w:rFonts w:ascii="Arial" w:cs="Arial" w:eastAsia="Arial" w:hAnsi="Arial"/>
@@ -1835,7 +1835,7 @@
         </w:rPr>
         <w:t xml:space="preserve">). To view a copy of this license, visit </w:t>
       </w:r>
-      <w:hyperlink w:history="1" r:id="rIdl2sppb69odordetpycoag">
+      <w:hyperlink w:history="1" r:id="rIdpmldxx2_cks8w01vqnusf">
         <w:r>
           <w:rPr>
             <w:rFonts w:ascii="Arial" w:cs="Arial" w:eastAsia="Arial" w:hAnsi="Arial"/>

--- a/data/outputs/v2/Essential_Mathematics/SS3.2_Probability_I/Essential_Mathematics_Probability_I_SummaryTable.docx
+++ b/data/outputs/v2/Essential_Mathematics/SS3.2_Probability_I/Essential_Mathematics_Probability_I_SummaryTable.docx
@@ -1795,7 +1795,7 @@
         </w:rPr>
         <w:t xml:space="preserve">© 2026 SeaVuria and ARES. This work is licensed under a </w:t>
       </w:r>
-      <w:hyperlink w:history="1" r:id="rIdwqlfazdfn6znwui9zlmmk">
+      <w:hyperlink w:history="1" r:id="rIdwyblf-jp8cfwjyy_sq2gr">
         <w:r>
           <w:rPr>
             <w:rFonts w:ascii="Arial" w:cs="Arial" w:eastAsia="Arial" w:hAnsi="Arial"/>
@@ -1815,7 +1815,7 @@
         </w:rPr>
         <w:t xml:space="preserve"> (</w:t>
       </w:r>
-      <w:hyperlink w:history="1" r:id="rId67eohp2fw8onlzg6-ftec">
+      <w:hyperlink w:history="1" r:id="rIdtrfomskixkiqsa9exwgac">
         <w:r>
           <w:rPr>
             <w:rFonts w:ascii="Arial" w:cs="Arial" w:eastAsia="Arial" w:hAnsi="Arial"/>
@@ -1835,7 +1835,7 @@
         </w:rPr>
         <w:t xml:space="preserve">). To view a copy of this license, visit </w:t>
       </w:r>
-      <w:hyperlink w:history="1" r:id="rIdpmldxx2_cks8w01vqnusf">
+      <w:hyperlink w:history="1" r:id="rIdqxau3fkxvhfykey_ufjia">
         <w:r>
           <w:rPr>
             <w:rFonts w:ascii="Arial" w:cs="Arial" w:eastAsia="Arial" w:hAnsi="Arial"/>

--- a/data/outputs/v2/Essential_Mathematics/SS3.2_Probability_I/Essential_Mathematics_Probability_I_SummaryTable.docx
+++ b/data/outputs/v2/Essential_Mathematics/SS3.2_Probability_I/Essential_Mathematics_Probability_I_SummaryTable.docx
@@ -1075,7 +1075,7 @@
                 <w:sz w:val="18"/>
                 <w:szCs w:val="18"/>
               </w:rPr>
-              <w:t xml:space="preserve">The experimental die-roll data showed P(rolling a 2 or a 5) ≈ P(rolling a 2) + P(rolling a 5) = 1/6 + 1/6 = 2/6 = 1/3. The Gor Mahia match analysis showed P(Win or Draw) = 1/3 + 1/3 = 2/3 because WIN and DRAW are mutually exclusive for one match. However, a betting advertiser who highlights 2/3 is hiding P(Lose) = 1/3 and exploiting the fact that across many independent matches, the gambler's losses accumulate — consistent with what Lessons 1–3 established about the independence of each match result.</w:t>
+              <w:t xml:space="preserve">The experimental die-roll data showed P(rolling a 2 or a 5) ≈ P(rolling a 2) + P(rolling a 5) = 1/6 + 1/6 = 2/6 = 1/3. The Gor Mahia match analysis, using an assumed probability of 1/3 for each result, showed P(Win or Draw) = 1/3 + 1/3 = 2/3 because WIN and DRAW are mutually exclusive for one match. However, a betting advertiser who highlights 2/3 is hiding P(Lose) = 1/3 and exploiting the fact that across many independent matches, the gambler's losses accumulate — consistent with what Lessons 1–3 established about the independence of each match result.</w:t>
             </w:r>
           </w:p>
         </w:tc>
@@ -1490,7 +1490,7 @@
                 <w:sz w:val="18"/>
                 <w:szCs w:val="18"/>
               </w:rPr>
-              <w:t xml:space="preserve">Two events are independent when the outcome of one does not affect the other. The probability of both independent events occurring is found by multiplying their individual probabilities: P(A and B) = P(A) × P(B). This rule was applied to three Kenyan contexts: rain in Kisumu (0.7 × 0.7 = 0.49), two female learners selected (0.6 × 0.6 = 0.36), and a mandazi vendor selling out twice (0.8 × 0.8 = 0.64). The compound probability of two independent events is always less than either individual probability. A betting stall running 180 spins at P(win)=1/3 expects to pay out Ksh 1,800 while collecting Ksh 3,600 — a guaranteed mathematical profit of Ksh 1,800 — proving that gambling is structured to disadvantage the player.</w:t>
+              <w:t xml:space="preserve">Two events are independent when the outcome of one does not affect the other. The probability of both independent events occurring is found by multiplying their individual probabilities: P(A and B) = P(A) × P(B). This rule was applied to three Kenyan contexts: rain in Kisumu (0.7 × 0.7 = 0.49), two female learners selected (0.6 × 0.6 = 0.36), and a mandazi vendor selling out twice (0.8 × 0.8 = 0.64). The compound probability of two independent events is always less than either individual probability. A betting stall running 180 spins at P(win)=1/3 expects to pay out Ksh 1,800 while collecting Ksh 3,600 — an expected profit of Ksh 1,800 on average over many spins (not a guarantee for any short run) — showing that gambling is structured to disadvantage the player.</w:t>
             </w:r>
           </w:p>
         </w:tc>
@@ -1795,7 +1795,7 @@
         </w:rPr>
         <w:t xml:space="preserve">© 2026 SeaVuria and ARES. This work is licensed under a </w:t>
       </w:r>
-      <w:hyperlink w:history="1" r:id="rIdwyblf-jp8cfwjyy_sq2gr">
+      <w:hyperlink w:history="1" r:id="rIdmz5j5obd8oz1i8rfikoyk">
         <w:r>
           <w:rPr>
             <w:rFonts w:ascii="Arial" w:cs="Arial" w:eastAsia="Arial" w:hAnsi="Arial"/>
@@ -1815,7 +1815,7 @@
         </w:rPr>
         <w:t xml:space="preserve"> (</w:t>
       </w:r>
-      <w:hyperlink w:history="1" r:id="rIdtrfomskixkiqsa9exwgac">
+      <w:hyperlink w:history="1" r:id="rIdcvzpx57vjmrsrwxuljmrm">
         <w:r>
           <w:rPr>
             <w:rFonts w:ascii="Arial" w:cs="Arial" w:eastAsia="Arial" w:hAnsi="Arial"/>
@@ -1835,7 +1835,7 @@
         </w:rPr>
         <w:t xml:space="preserve">). To view a copy of this license, visit </w:t>
       </w:r>
-      <w:hyperlink w:history="1" r:id="rIdqxau3fkxvhfykey_ufjia">
+      <w:hyperlink w:history="1" r:id="rId3hqvzlyxdwjnwzhlregbd">
         <w:r>
           <w:rPr>
             <w:rFonts w:ascii="Arial" w:cs="Arial" w:eastAsia="Arial" w:hAnsi="Arial"/>

--- a/data/outputs/v2/Essential_Mathematics/SS3.2_Probability_I/Essential_Mathematics_Probability_I_SummaryTable.docx
+++ b/data/outputs/v2/Essential_Mathematics/SS3.2_Probability_I/Essential_Mathematics_Probability_I_SummaryTable.docx
@@ -1795,7 +1795,7 @@
         </w:rPr>
         <w:t xml:space="preserve">© 2026 SeaVuria and ARES. This work is licensed under a </w:t>
       </w:r>
-      <w:hyperlink w:history="1" r:id="rIdmz5j5obd8oz1i8rfikoyk">
+      <w:hyperlink w:history="1" r:id="rIdj5qnrjvya2q_vvojb6hg_">
         <w:r>
           <w:rPr>
             <w:rFonts w:ascii="Arial" w:cs="Arial" w:eastAsia="Arial" w:hAnsi="Arial"/>
@@ -1815,7 +1815,7 @@
         </w:rPr>
         <w:t xml:space="preserve"> (</w:t>
       </w:r>
-      <w:hyperlink w:history="1" r:id="rIdcvzpx57vjmrsrwxuljmrm">
+      <w:hyperlink w:history="1" r:id="rIdxzd5jklyiuqa-mozykm0u">
         <w:r>
           <w:rPr>
             <w:rFonts w:ascii="Arial" w:cs="Arial" w:eastAsia="Arial" w:hAnsi="Arial"/>
@@ -1835,7 +1835,7 @@
         </w:rPr>
         <w:t xml:space="preserve">). To view a copy of this license, visit </w:t>
       </w:r>
-      <w:hyperlink w:history="1" r:id="rId3hqvzlyxdwjnwzhlregbd">
+      <w:hyperlink w:history="1" r:id="rIdixrggjbzyhqvx-zwa4kr-">
         <w:r>
           <w:rPr>
             <w:rFonts w:ascii="Arial" w:cs="Arial" w:eastAsia="Arial" w:hAnsi="Arial"/>

--- a/data/outputs/v2/Essential_Mathematics/SS3.2_Probability_I/Essential_Mathematics_Probability_I_SummaryTable.docx
+++ b/data/outputs/v2/Essential_Mathematics/SS3.2_Probability_I/Essential_Mathematics_Probability_I_SummaryTable.docx
@@ -4,6 +4,7 @@
   <w:body>
     <w:p>
       <w:pPr>
+        <w:keepNext w:val="false"/>
         <w:spacing w:after="30" w:before="0"/>
         <w:jc w:val="center"/>
       </w:pPr>
@@ -23,6 +24,7 @@
     </w:p>
     <w:p>
       <w:pPr>
+        <w:keepNext w:val="false"/>
         <w:spacing w:after="60" w:before="0"/>
         <w:jc w:val="center"/>
       </w:pPr>
@@ -81,6 +83,7 @@
           </w:tcPr>
           <w:p>
             <w:pPr>
+              <w:keepNext w:val="false"/>
               <w:spacing w:after="40" w:before="0"/>
               <w:jc w:val="center"/>
             </w:pPr>
@@ -115,6 +118,7 @@
           </w:tcPr>
           <w:p>
             <w:pPr>
+              <w:keepNext w:val="false"/>
               <w:spacing w:after="40" w:before="0"/>
               <w:jc w:val="left"/>
             </w:pPr>
@@ -147,6 +151,7 @@
           </w:tcPr>
           <w:p>
             <w:pPr>
+              <w:keepNext w:val="false"/>
               <w:spacing w:after="40" w:before="0"/>
               <w:jc w:val="left"/>
             </w:pPr>
@@ -181,6 +186,7 @@
           </w:tcPr>
           <w:p>
             <w:pPr>
+              <w:keepNext w:val="false"/>
               <w:spacing w:after="40" w:before="0"/>
               <w:jc w:val="left"/>
             </w:pPr>
@@ -213,6 +219,7 @@
           </w:tcPr>
           <w:p>
             <w:pPr>
+              <w:keepNext w:val="false"/>
               <w:spacing w:after="40" w:before="0"/>
               <w:jc w:val="left"/>
             </w:pPr>
@@ -273,6 +280,7 @@
           </w:tcPr>
           <w:p>
             <w:pPr>
+              <w:keepNext w:val="false"/>
               <w:spacing w:after="40" w:before="0"/>
               <w:jc w:val="center"/>
             </w:pPr>
@@ -307,6 +315,7 @@
           </w:tcPr>
           <w:p>
             <w:pPr>
+              <w:keepNext w:val="false"/>
               <w:spacing w:after="40" w:before="0"/>
               <w:jc w:val="left"/>
             </w:pPr>
@@ -369,6 +378,7 @@
           </w:tcPr>
           <w:p>
             <w:pPr>
+              <w:keepNext w:val="false"/>
               <w:spacing w:after="40" w:before="0"/>
               <w:jc w:val="left"/>
             </w:pPr>
@@ -401,6 +411,7 @@
           </w:tcPr>
           <w:p>
             <w:pPr>
+              <w:keepNext w:val="false"/>
               <w:spacing w:after="40" w:before="0"/>
               <w:jc w:val="left"/>
             </w:pPr>
@@ -433,6 +444,7 @@
           </w:tcPr>
           <w:p>
             <w:pPr>
+              <w:keepNext w:val="false"/>
               <w:spacing w:after="40" w:before="0"/>
               <w:jc w:val="left"/>
             </w:pPr>
@@ -465,6 +477,7 @@
           </w:tcPr>
           <w:p>
             <w:pPr>
+              <w:keepNext w:val="false"/>
               <w:spacing w:after="40" w:before="0"/>
               <w:jc w:val="left"/>
             </w:pPr>
@@ -499,6 +512,7 @@
           </w:tcPr>
           <w:p>
             <w:pPr>
+              <w:keepNext w:val="false"/>
               <w:spacing w:after="40" w:before="0"/>
               <w:jc w:val="left"/>
             </w:pPr>
@@ -518,6 +532,7 @@
           </w:p>
           <w:p>
             <w:pPr>
+              <w:keepNext w:val="false"/>
               <w:spacing w:after="40" w:before="0"/>
               <w:jc w:val="left"/>
             </w:pPr>
@@ -550,6 +565,7 @@
           </w:tcPr>
           <w:p>
             <w:pPr>
+              <w:keepNext w:val="false"/>
               <w:spacing w:after="40" w:before="0"/>
               <w:jc w:val="left"/>
             </w:pPr>
@@ -582,6 +598,7 @@
           </w:tcPr>
           <w:p>
             <w:pPr>
+              <w:keepNext w:val="false"/>
               <w:spacing w:after="40" w:before="0"/>
               <w:jc w:val="left"/>
             </w:pPr>
@@ -614,6 +631,7 @@
           </w:tcPr>
           <w:p>
             <w:pPr>
+              <w:keepNext w:val="false"/>
               <w:spacing w:after="40" w:before="0"/>
               <w:jc w:val="left"/>
             </w:pPr>
@@ -648,6 +666,7 @@
           </w:tcPr>
           <w:p>
             <w:pPr>
+              <w:keepNext w:val="false"/>
               <w:spacing w:after="40" w:before="0"/>
               <w:jc w:val="left"/>
             </w:pPr>
@@ -667,6 +686,7 @@
           </w:p>
           <w:p>
             <w:pPr>
+              <w:keepNext w:val="false"/>
               <w:spacing w:after="40" w:before="0"/>
               <w:jc w:val="left"/>
             </w:pPr>
@@ -699,6 +719,7 @@
           </w:tcPr>
           <w:p>
             <w:pPr>
+              <w:keepNext w:val="false"/>
               <w:spacing w:after="40" w:before="0"/>
               <w:jc w:val="left"/>
             </w:pPr>
@@ -731,6 +752,7 @@
           </w:tcPr>
           <w:p>
             <w:pPr>
+              <w:keepNext w:val="false"/>
               <w:spacing w:after="40" w:before="0"/>
               <w:jc w:val="left"/>
             </w:pPr>
@@ -763,6 +785,7 @@
           </w:tcPr>
           <w:p>
             <w:pPr>
+              <w:keepNext w:val="false"/>
               <w:spacing w:after="40" w:before="0"/>
               <w:jc w:val="left"/>
             </w:pPr>
@@ -797,6 +820,7 @@
           </w:tcPr>
           <w:p>
             <w:pPr>
+              <w:keepNext w:val="false"/>
               <w:spacing w:after="40" w:before="0"/>
               <w:jc w:val="left"/>
             </w:pPr>
@@ -816,6 +840,7 @@
           </w:p>
           <w:p>
             <w:pPr>
+              <w:keepNext w:val="false"/>
               <w:spacing w:after="40" w:before="0"/>
               <w:jc w:val="left"/>
             </w:pPr>
@@ -848,6 +873,7 @@
           </w:tcPr>
           <w:p>
             <w:pPr>
+              <w:keepNext w:val="false"/>
               <w:spacing w:after="40" w:before="0"/>
               <w:jc w:val="left"/>
             </w:pPr>
@@ -880,6 +906,7 @@
           </w:tcPr>
           <w:p>
             <w:pPr>
+              <w:keepNext w:val="false"/>
               <w:spacing w:after="40" w:before="0"/>
               <w:jc w:val="left"/>
             </w:pPr>
@@ -912,6 +939,7 @@
           </w:tcPr>
           <w:p>
             <w:pPr>
+              <w:keepNext w:val="false"/>
               <w:spacing w:after="40" w:before="0"/>
               <w:jc w:val="left"/>
             </w:pPr>
@@ -946,6 +974,7 @@
           </w:tcPr>
           <w:p>
             <w:pPr>
+              <w:keepNext w:val="false"/>
               <w:spacing w:after="40" w:before="0"/>
               <w:jc w:val="left"/>
             </w:pPr>
@@ -965,6 +994,7 @@
           </w:p>
           <w:p>
             <w:pPr>
+              <w:keepNext w:val="false"/>
               <w:spacing w:after="40" w:before="0"/>
               <w:jc w:val="left"/>
             </w:pPr>
@@ -997,6 +1027,7 @@
           </w:tcPr>
           <w:p>
             <w:pPr>
+              <w:keepNext w:val="false"/>
               <w:spacing w:after="40" w:before="0"/>
               <w:jc w:val="left"/>
             </w:pPr>
@@ -1029,6 +1060,7 @@
           </w:tcPr>
           <w:p>
             <w:pPr>
+              <w:keepNext w:val="false"/>
               <w:spacing w:after="40" w:before="0"/>
               <w:jc w:val="left"/>
             </w:pPr>
@@ -1061,6 +1093,7 @@
           </w:tcPr>
           <w:p>
             <w:pPr>
+              <w:keepNext w:val="false"/>
               <w:spacing w:after="40" w:before="0"/>
               <w:jc w:val="left"/>
             </w:pPr>
@@ -1095,6 +1128,7 @@
           </w:tcPr>
           <w:p>
             <w:pPr>
+              <w:keepNext w:val="false"/>
               <w:spacing w:after="40" w:before="0"/>
               <w:jc w:val="left"/>
             </w:pPr>
@@ -1114,6 +1148,7 @@
           </w:p>
           <w:p>
             <w:pPr>
+              <w:keepNext w:val="false"/>
               <w:spacing w:after="40" w:before="0"/>
               <w:jc w:val="left"/>
             </w:pPr>
@@ -1146,6 +1181,7 @@
           </w:tcPr>
           <w:p>
             <w:pPr>
+              <w:keepNext w:val="false"/>
               <w:spacing w:after="40" w:before="0"/>
               <w:jc w:val="left"/>
             </w:pPr>
@@ -1178,6 +1214,7 @@
           </w:tcPr>
           <w:p>
             <w:pPr>
+              <w:keepNext w:val="false"/>
               <w:spacing w:after="40" w:before="0"/>
               <w:jc w:val="left"/>
             </w:pPr>
@@ -1210,6 +1247,7 @@
           </w:tcPr>
           <w:p>
             <w:pPr>
+              <w:keepNext w:val="false"/>
               <w:spacing w:after="40" w:before="0"/>
               <w:jc w:val="left"/>
             </w:pPr>
@@ -1244,6 +1282,7 @@
           </w:tcPr>
           <w:p>
             <w:pPr>
+              <w:keepNext w:val="false"/>
               <w:spacing w:after="40" w:before="0"/>
               <w:jc w:val="left"/>
             </w:pPr>
@@ -1263,6 +1302,7 @@
           </w:p>
           <w:p>
             <w:pPr>
+              <w:keepNext w:val="false"/>
               <w:spacing w:after="40" w:before="0"/>
               <w:jc w:val="left"/>
             </w:pPr>
@@ -1295,6 +1335,7 @@
           </w:tcPr>
           <w:p>
             <w:pPr>
+              <w:keepNext w:val="false"/>
               <w:spacing w:after="40" w:before="0"/>
               <w:jc w:val="left"/>
             </w:pPr>
@@ -1327,6 +1368,7 @@
           </w:tcPr>
           <w:p>
             <w:pPr>
+              <w:keepNext w:val="false"/>
               <w:spacing w:after="40" w:before="0"/>
               <w:jc w:val="left"/>
             </w:pPr>
@@ -1359,6 +1401,7 @@
           </w:tcPr>
           <w:p>
             <w:pPr>
+              <w:keepNext w:val="false"/>
               <w:spacing w:after="40" w:before="0"/>
               <w:jc w:val="left"/>
             </w:pPr>
@@ -1393,6 +1436,7 @@
           </w:tcPr>
           <w:p>
             <w:pPr>
+              <w:keepNext w:val="false"/>
               <w:spacing w:after="40" w:before="0"/>
               <w:jc w:val="left"/>
             </w:pPr>
@@ -1412,6 +1456,7 @@
           </w:p>
           <w:p>
             <w:pPr>
+              <w:keepNext w:val="false"/>
               <w:spacing w:after="40" w:before="0"/>
               <w:jc w:val="left"/>
             </w:pPr>
@@ -1444,6 +1489,7 @@
           </w:tcPr>
           <w:p>
             <w:pPr>
+              <w:keepNext w:val="false"/>
               <w:spacing w:after="40" w:before="0"/>
               <w:jc w:val="left"/>
             </w:pPr>
@@ -1476,6 +1522,7 @@
           </w:tcPr>
           <w:p>
             <w:pPr>
+              <w:keepNext w:val="false"/>
               <w:spacing w:after="40" w:before="0"/>
               <w:jc w:val="left"/>
             </w:pPr>
@@ -1508,6 +1555,7 @@
           </w:tcPr>
           <w:p>
             <w:pPr>
+              <w:keepNext w:val="false"/>
               <w:spacing w:after="40" w:before="0"/>
               <w:jc w:val="left"/>
             </w:pPr>
@@ -1542,6 +1590,7 @@
           </w:tcPr>
           <w:p>
             <w:pPr>
+              <w:keepNext w:val="false"/>
               <w:spacing w:after="40" w:before="0"/>
               <w:jc w:val="left"/>
             </w:pPr>
@@ -1561,6 +1610,7 @@
           </w:p>
           <w:p>
             <w:pPr>
+              <w:keepNext w:val="false"/>
               <w:spacing w:after="40" w:before="0"/>
               <w:jc w:val="left"/>
             </w:pPr>
@@ -1593,6 +1643,7 @@
           </w:tcPr>
           <w:p>
             <w:pPr>
+              <w:keepNext w:val="false"/>
               <w:spacing w:after="40" w:before="0"/>
               <w:jc w:val="left"/>
             </w:pPr>
@@ -1625,6 +1676,7 @@
           </w:tcPr>
           <w:p>
             <w:pPr>
+              <w:keepNext w:val="false"/>
               <w:spacing w:after="40" w:before="0"/>
               <w:jc w:val="left"/>
             </w:pPr>
@@ -1657,6 +1709,7 @@
           </w:tcPr>
           <w:p>
             <w:pPr>
+              <w:keepNext w:val="false"/>
               <w:spacing w:after="40" w:before="0"/>
               <w:jc w:val="left"/>
             </w:pPr>
@@ -1795,7 +1848,7 @@
         </w:rPr>
         <w:t xml:space="preserve">© 2026 SeaVuria and ARES. This work is licensed under a </w:t>
       </w:r>
-      <w:hyperlink w:history="1" r:id="rIdj5qnrjvya2q_vvojb6hg_">
+      <w:hyperlink w:history="1" r:id="rIdb0hj1hnwxbhjoa88fh-zl">
         <w:r>
           <w:rPr>
             <w:rFonts w:ascii="Arial" w:cs="Arial" w:eastAsia="Arial" w:hAnsi="Arial"/>
@@ -1815,7 +1868,7 @@
         </w:rPr>
         <w:t xml:space="preserve"> (</w:t>
       </w:r>
-      <w:hyperlink w:history="1" r:id="rIdxzd5jklyiuqa-mozykm0u">
+      <w:hyperlink w:history="1" r:id="rIdzijwwo2-rjzpkvzym050a">
         <w:r>
           <w:rPr>
             <w:rFonts w:ascii="Arial" w:cs="Arial" w:eastAsia="Arial" w:hAnsi="Arial"/>
@@ -1835,7 +1888,7 @@
         </w:rPr>
         <w:t xml:space="preserve">). To view a copy of this license, visit </w:t>
       </w:r>
-      <w:hyperlink w:history="1" r:id="rIdixrggjbzyhqvx-zwa4kr-">
+      <w:hyperlink w:history="1" r:id="rIdjqinujknzklsarrc8iai-">
         <w:r>
           <w:rPr>
             <w:rFonts w:ascii="Arial" w:cs="Arial" w:eastAsia="Arial" w:hAnsi="Arial"/>

--- a/data/outputs/v2/Essential_Mathematics/SS3.2_Probability_I/Essential_Mathematics_Probability_I_SummaryTable.docx
+++ b/data/outputs/v2/Essential_Mathematics/SS3.2_Probability_I/Essential_Mathematics_Probability_I_SummaryTable.docx
@@ -1848,7 +1848,7 @@
         </w:rPr>
         <w:t xml:space="preserve">© 2026 SeaVuria and ARES. This work is licensed under a </w:t>
       </w:r>
-      <w:hyperlink w:history="1" r:id="rIdb0hj1hnwxbhjoa88fh-zl">
+      <w:hyperlink w:history="1" r:id="rIdxlit5gs6kubpe0mmdcout">
         <w:r>
           <w:rPr>
             <w:rFonts w:ascii="Arial" w:cs="Arial" w:eastAsia="Arial" w:hAnsi="Arial"/>
@@ -1868,7 +1868,7 @@
         </w:rPr>
         <w:t xml:space="preserve"> (</w:t>
       </w:r>
-      <w:hyperlink w:history="1" r:id="rIdzijwwo2-rjzpkvzym050a">
+      <w:hyperlink w:history="1" r:id="rIdb_2--barml91noqbs4tbl">
         <w:r>
           <w:rPr>
             <w:rFonts w:ascii="Arial" w:cs="Arial" w:eastAsia="Arial" w:hAnsi="Arial"/>
@@ -1888,7 +1888,7 @@
         </w:rPr>
         <w:t xml:space="preserve">). To view a copy of this license, visit </w:t>
       </w:r>
-      <w:hyperlink w:history="1" r:id="rIdjqinujknzklsarrc8iai-">
+      <w:hyperlink w:history="1" r:id="rId-lndtscou4v27eu4hu_cv">
         <w:r>
           <w:rPr>
             <w:rFonts w:ascii="Arial" w:cs="Arial" w:eastAsia="Arial" w:hAnsi="Arial"/>
